--- a/por/docx/017.content.docx
+++ b/por/docx/017.content.docx
@@ -150,26 +150,6 @@
           <w:lang w:val="pt_PT" w:bidi="pt_PT"/>
         </w:rPr>
         <w:t>P</w:t>
-      </w:r>
-      <w:r>
-        <w:rPr>
-          <w:lang w:val="pt_PT" w:bidi="pt_PT"/>
-        </w:rPr>
-      </w:r>
-    </w:p>
-    <w:p>
-      <w:pPr/>
-      <w:r>
-        <w:rPr>
-          <w:lang w:val="pt_PT" w:bidi="pt_PT"/>
-        </w:rPr>
-      </w:r>
-      <w:r>
-        <w:rPr>
-          <w:i/>
-          <w:lang w:val="pt_PT" w:bidi="pt_PT"/>
-        </w:rPr>
-        <w:t>Palavra de Deus, Pão do céu, Papéis das mulheres na igreja do Novo Testamento, Passando a autoridade e responsabilidade para um novo líder, Pela fé, Perfil de discipulado de João, Perguntas e dúvidas, Permanecendo em Cristo, Perseguição, Pertencer a Cristo, Pescando na Galileia, Plano de Deus para restaurar, Plano unificado de Salvação de Deus, Pouca fé, Pregando para uma multidão difícil, Preguiça e trabalho duro, Preocupação com os pobres, Profetas em 1 Reis, Projeto do templo como uma representação da verdade de Deus, Pureza e identidade, Purim</w:t>
       </w:r>
       <w:r>
         <w:rPr>

--- a/por/docx/017.content.docx
+++ b/por/docx/017.content.docx
@@ -19,7 +19,7 @@
         <w:rPr>
           <w:lang w:val="pt_PT" w:bidi="pt_PT"/>
         </w:rPr>
-        <w:t>Resource: Study Notes - Themes (Tyndale)</w:t>
+        <w:t>Resource: Tyndale Open Study Notes</w:t>
       </w:r>
       <w:r>
         <w:rPr>
@@ -112,7 +112,7 @@
         <w:rPr>
           <w:lang w:val="pt_PT" w:bidi="pt_PT"/>
         </w:rPr>
-        <w:t>Study Notes - Themes (Tyndale)</w:t>
+        <w:t>Tyndale Open Study Notes</w:t>
       </w:r>
     </w:p>
     <w:p>

--- a/por/docx/017.content.docx
+++ b/por/docx/017.content.docx
@@ -19,7 +19,7 @@
         <w:rPr>
           <w:lang w:val="pt_PT" w:bidi="pt_PT"/>
         </w:rPr>
-        <w:t>Resource: Tyndale Open Study Notes</w:t>
+        <w:t>Resource: Aquifer Open Study Notes (Themes)</w:t>
       </w:r>
       <w:r>
         <w:rPr>
@@ -112,7 +112,7 @@
         <w:rPr>
           <w:lang w:val="pt_PT" w:bidi="pt_PT"/>
         </w:rPr>
-        <w:t>Tyndale Open Study Notes</w:t>
+        <w:t>Aquifer Open Study Notes (Themes)</w:t>
       </w:r>
     </w:p>
     <w:p>
